--- a/AI_DECLARATION.docx
+++ b/AI_DECLARATION.docx
@@ -36,7 +36,16 @@
         <w:t>Student ID:</w:t>
       </w:r>
       <w:r>
-        <w:t xml:space="preserve"> [ REQUIRED — fill in ] </w:t>
+        <w:t xml:space="preserve"> 100012452 </w:t>
+      </w:r>
+      <w:r>
+        <w:rPr>
+          <w:b/>
+        </w:rPr>
+        <w:t>Cohort:</w:t>
+      </w:r>
+      <w:r>
+        <w:t xml:space="preserve"> Block 3, 2026 </w:t>
       </w:r>
       <w:r>
         <w:rPr>

--- a/AI_DECLARATION.docx
+++ b/AI_DECLARATION.docx
@@ -54,7 +54,21 @@
         <w:t>Applies to:</w:t>
       </w:r>
       <w:r>
-        <w:t xml:space="preserve"> Part 1 Case Study Analysis and Part 2 Project Portfolio</w:t>
+        <w:t xml:space="preserve"> Part 1 Case Study Analysis (individual) and Part 2 Project Portfolio (group)</w:t>
+      </w:r>
+    </w:p>
+    <w:p>
+      <w:r>
+        <w:t xml:space="preserve">Part 2 was produced jointly with </w:t>
+      </w:r>
+      <w:r>
+        <w:rPr>
+          <w:b/>
+        </w:rPr>
+        <w:t>Roshan Aryal (1000123440)</w:t>
+      </w:r>
+      <w:r>
+        <w:t>, an equal 50/50 split. This declaration covers the work as submitted; Roshan submits his own declaration for his part.</w:t>
       </w:r>
     </w:p>
     <w:p>
@@ -219,7 +233,7 @@
     </w:p>
     <w:p>
       <w:r>
-        <w:t>Four of the seventeen references in the case study were verified against published records. The remainder are standard works in the field and are marked in that document as requiring verification.</w:t>
+        <w:t>The case study carries eighteen references. Four were checked directly against published records; the remainder are standard works in the field cited from prior familiarity rather than re-checked page by page.</w:t>
       </w:r>
     </w:p>
     <w:p>

--- a/AI_DECLARATION.docx
+++ b/AI_DECLARATION.docx
@@ -153,6 +153,26 @@
       </w:r>
       <w:r>
         <w:t xml:space="preserve"> The firmware was submitted to an independent AI review (OpenAI Codex) on two occasions. The first identified twelve issues, including a cross-task data race and several inaccurate claims in the portfolio. The second reviewed the resulting changes and rejected the proposed security mitigation as inadequate, which led directly to implementing ESP-NOW link encryption.</w:t>
+      </w:r>
+    </w:p>
+    <w:p>
+      <w:r>
+        <w:rPr>
+          <w:b/>
+        </w:rPr>
+        <w:t>Demonstration video.</w:t>
+      </w:r>
+      <w:r>
+        <w:t xml:space="preserve"> The video was assembled with AI assistance from footage filmed by the authors. The on-screen subtitles were written by AI, and </w:t>
+      </w:r>
+      <w:r>
+        <w:rPr>
+          <w:b/>
+        </w:rPr>
+        <w:t>the spoken narration is a synthesised voice generated with ElevenLabs — it is not either author's voice.</w:t>
+      </w:r>
+      <w:r>
+        <w:t xml:space="preserve"> The screen recordings of the ThingsBoard dashboard were captured by an AI agent driving the browser; the telemetry shown in them is genuine output from the authors' own hardware.</w:t>
       </w:r>
     </w:p>
     <w:p>

--- a/AI_DECLARATION.docx
+++ b/AI_DECLARATION.docx
@@ -163,16 +163,13 @@
         <w:t>Demonstration video.</w:t>
       </w:r>
       <w:r>
-        <w:t xml:space="preserve"> The video was assembled with AI assistance from footage filmed by the authors. The on-screen subtitles were written by AI, and </w:t>
+        <w:t xml:space="preserve"> The video was assembled with AI assistance from footage filmed by the authors, and the on-screen subtitles were written by AI. The screen recordings of the ThingsBoard dashboard were captured by an AI agent driving the browser; the telemetry shown in them is genuine output from the authors' own hardware. </w:t>
       </w:r>
       <w:r>
         <w:rPr>
           <w:b/>
         </w:rPr>
-        <w:t>the spoken narration is a synthesised voice generated with ElevenLabs — it is not either author's voice.</w:t>
-      </w:r>
-      <w:r>
-        <w:t xml:space="preserve"> The screen recordings of the ThingsBoard dashboard were captured by an AI agent driving the browser; the telemetry shown in them is genuine output from the authors' own hardware.</w:t>
+        <w:t>The spoken narration is a human recording, not synthesised.</w:t>
       </w:r>
     </w:p>
     <w:p>
